--- a/human/tasks/P-02/summary.docx
+++ b/human/tasks/P-02/summary.docx
@@ -217,7 +217,12 @@
     </w:p>
     <w:p>
       <w:r>
-        <w:t>在codex/task-package-normalization按明确路径提交推送，不自动合并。已规范化9包，剩余62包，下一包U-01；全部任务与最终根目录双层迁移仍保留在目标内。</w:t>
+        <w:t>规范化71/71包、根目录迁移19/19项完成；每包Word由Agent源生成。</w:t>
+      </w:r>
+    </w:p>
+    <w:p>
+      <w:r>
+        <w:t>业务状态DONE，原签收与未交付项不变；后续按注册表和实际依赖推进。</w:t>
       </w:r>
     </w:p>
     <w:p>
